--- a/Explicacion-TICS.docx
+++ b/Explicacion-TICS.docx
@@ -34,7 +34,7 @@
           <w:color w:val="333333"/>
           <w:sz w:val="22"/>
         </w:rPr>
-        <w:t>Explicacion en lenguaje comun · Que dice y que no dice la landing</w:t>
+        <w:t>Explicacion en lenguaje comun · Que dice y que no dice la landing · Anti-abuso</w:t>
       </w:r>
     </w:p>
     <w:p/>
@@ -59,13 +59,12 @@
         <w:rPr>
           <w:sz w:val="22"/>
         </w:rPr>
-        <w:t>La landing es una pagina web (HTML + JavaScript) que vive en el navegador del usuario. Cuando alguien quiere registrarse, sube su firma electronica (.p12) y su certificado de RUC (PDF). La pagina lee esos archivos directamente en su computadora — no hace consultas al SRI ni a ninguna API externa. Solo necesita que TI/TICS le conecte 4 cosas del lado del servidor: enviar SMS, enviar correos y guardar el registro en la base de datos.</w:t>
+        <w:t>La landing es una pagina web (HTML + JavaScript) que vive en el navegador del usuario. Cuando alguien quiere registrarse, sube su firma electronica (.p12) y su certificado de RUC (PDF). La pagina lee esos archivos directamente en su computadora — no hace consultas al SRI ni a ninguna API externa. Solo necesita que TI/TICS le conecte 4 endpoints (SMS, correo OTP, correo de bienvenida, registro en BD) y agregue las medidas anti-abuso del backend.</w:t>
       </w:r>
     </w:p>
     <w:tbl>
       <w:tblPr>
         <w:tblW w:type="auto" w:w="0"/>
-        <w:tblLayout w:type="fixed"/>
         <w:tblLook w:firstColumn="1" w:firstRow="1" w:lastColumn="0" w:lastRow="0" w:noHBand="0" w:noVBand="1" w:val="04A0"/>
       </w:tblPr>
       <w:tblGrid>
@@ -88,7 +87,7 @@
               <w:rPr>
                 <w:sz w:val="21"/>
               </w:rPr>
-              <w:t>IMPORTANTE: La version anterior consultaba APIs del SRI para validar el RUC. Esa logica fue REEMPLAZADA. Ahora se valida 100% leyendo los archivos del usuario en el navegador. NO hay que abrir conexiones al SRI desde el backend.</w:t>
+              <w:t>IMPORTANTE: la version anterior consultaba APIs del SRI para validar el RUC. Esa logica fue ELIMINADA. Ahora se valida 100% leyendo los archivos del usuario en el navegador. NO hay que abrir conexiones al SRI desde el backend.</w:t>
             </w:r>
           </w:p>
         </w:tc>
@@ -110,17 +109,6 @@
     </w:p>
     <w:p>
       <w:pPr>
-        <w:spacing w:after="80"/>
-      </w:pPr>
-      <w:r>
-        <w:rPr>
-          <w:sz w:val="22"/>
-        </w:rPr>
-        <w:t>Todo lo siguiente ocurre en el navegador del usuario:</w:t>
-      </w:r>
-    </w:p>
-    <w:p>
-      <w:pPr>
         <w:pStyle w:val="ListBullet"/>
         <w:spacing w:after="40"/>
         <w:ind w:left="340"/>
@@ -136,7 +124,7 @@
         <w:ind w:left="340"/>
       </w:pPr>
       <w:r>
-        <w:t>Lee del certificado de RUC en PDF: razon social, direccion, provincia, canton, email, celular, regimen, tipo de contribuyente y fecha de emision.</w:t>
+        <w:t>Lee del certificado de RUC en PDF: razon social, direccion, provincia, canton, email, celular, regimen, tipo de contribuyente, fecha de emision.</w:t>
       </w:r>
     </w:p>
     <w:p>
@@ -166,17 +154,7 @@
         <w:ind w:left="340"/>
       </w:pPr>
       <w:r>
-        <w:t>Genera los codigos de verificacion (tokens) de SMS y correo con entropia real.</w:t>
-      </w:r>
-    </w:p>
-    <w:p>
-      <w:pPr>
-        <w:pStyle w:val="ListBullet"/>
-        <w:spacing w:after="40"/>
-        <w:ind w:left="340"/>
-      </w:pPr>
-      <w:r>
-        <w:t>Limpia/sanea todos los datos antes de enviarlos: MAYUSCULAS, sin tildes, la "n con virgulilla" se convierte en "NI".</w:t>
+        <w:t>Limpia/sanea todos los datos (MAYUSCULAS, sin tildes, n con virgulilla a NI).</w:t>
       </w:r>
     </w:p>
     <w:p>
@@ -196,7 +174,7 @@
         <w:ind w:left="340"/>
       </w:pPr>
       <w:r>
-        <w:t>Genera el HTML del correo de bienvenida con el resumen y las credenciales.</w:t>
+        <w:t>Genera el HTML del correo de bienvenida con marca TributaSoft.</w:t>
       </w:r>
     </w:p>
     <w:p>
@@ -211,6 +189,36 @@
     </w:p>
     <w:p>
       <w:pPr>
+        <w:pStyle w:val="ListBullet"/>
+        <w:spacing w:after="40"/>
+        <w:ind w:left="340"/>
+      </w:pPr>
+      <w:r>
+        <w:t>Anti-bot: campo trampa invisible (honeypot) + tope de tiempo minimo (25s) — frena bots simples sin molestar al humano.</w:t>
+      </w:r>
+    </w:p>
+    <w:p>
+      <w:pPr>
+        <w:pStyle w:val="ListBullet"/>
+        <w:spacing w:after="40"/>
+        <w:ind w:left="340"/>
+      </w:pPr>
+      <w:r>
+        <w:t>Anti-spam de tokens: cooldown progresivo entre reenvios (60s, 120s, 240s) + tope de 3 reenvios por canal.</w:t>
+      </w:r>
+    </w:p>
+    <w:p>
+      <w:pPr>
+        <w:pStyle w:val="ListBullet"/>
+        <w:spacing w:after="40"/>
+        <w:ind w:left="340"/>
+      </w:pPr>
+      <w:r>
+        <w:t>Headers de seguridad: CSP, X-Frame-Options, Referrer-Policy, Permissions-Policy — bloquean inyecciones de codigo y carga en iframes maliciosos.</w:t>
+      </w:r>
+    </w:p>
+    <w:p>
+      <w:pPr>
         <w:spacing w:before="200" w:after="80"/>
       </w:pPr>
       <w:r>
@@ -219,18 +227,7 @@
           <w:color w:val="00236F"/>
           <w:sz w:val="30"/>
         </w:rPr>
-        <w:t>Lo que necesita que TI/TICS implemente</w:t>
-      </w:r>
-    </w:p>
-    <w:p>
-      <w:pPr>
-        <w:spacing w:after="80"/>
-      </w:pPr>
-      <w:r>
-        <w:rPr>
-          <w:sz w:val="22"/>
-        </w:rPr>
-        <w:t>Son 4 puntos de conexion. Cada uno es un endpoint HTTP que la landing va a llamar.</w:t>
+        <w:t>Lo que necesita que TI/TICS implemente (4 endpoints)</w:t>
       </w:r>
     </w:p>
     <w:tbl>
@@ -312,7 +309,7 @@
           </w:tcPr>
           <w:p>
             <w:r>
-              <w:t>Enviar un codigo de 4 digitos por SMS al celular del usuario.</w:t>
+              <w:t>Generar y enviar codigo de 4 digitos por SMS al celular del usuario.</w:t>
             </w:r>
           </w:p>
         </w:tc>
@@ -344,7 +341,7 @@
           </w:tcPr>
           <w:p>
             <w:r>
-              <w:t>Enviar otro codigo de 4 digitos al correo del usuario.</w:t>
+              <w:t>Generar y enviar otro codigo de 4 digitos al correo.</w:t>
             </w:r>
           </w:p>
         </w:tc>
@@ -376,7 +373,7 @@
           </w:tcPr>
           <w:p>
             <w:r>
-              <w:t>Enviar el correo de bienvenida con credenciales y resumen.</w:t>
+              <w:t>Enviar correo de bienvenida con credenciales y resumen del registro.</w:t>
             </w:r>
           </w:p>
         </w:tc>
@@ -436,7 +433,7 @@
         <w:rPr>
           <w:sz w:val="22"/>
         </w:rPr>
-        <w:t>En la pantalla de verificacion hay DOS codigos: uno por SMS y otro por correo. No se envian al mismo tiempo. El flujo es secuencial para que el usuario no se confunda:</w:t>
+        <w:t>En la pantalla de verificacion hay DOS codigos: uno por SMS y otro por correo. No se envian al mismo tiempo. Es secuencial para que el usuario no se confunda:</w:t>
       </w:r>
     </w:p>
     <w:p>
@@ -471,7 +468,7 @@
           <w:b/>
           <w:sz w:val="22"/>
         </w:rPr>
-        <w:t>2. El usuario digita el codigo del SMS y la pagina lo valida.</w:t>
+        <w:t>2. El usuario digita el codigo del SMS y se valida.</w:t>
       </w:r>
     </w:p>
     <w:p>
@@ -501,7 +498,6 @@
     <w:tbl>
       <w:tblPr>
         <w:tblW w:type="auto" w:w="0"/>
-        <w:tblLayout w:type="fixed"/>
         <w:tblLook w:firstColumn="1" w:firstRow="1" w:lastColumn="0" w:lastRow="0" w:noHBand="0" w:noVBand="1" w:val="04A0"/>
       </w:tblPr>
       <w:tblGrid>
@@ -524,7 +520,7 @@
               <w:rPr>
                 <w:sz w:val="21"/>
               </w:rPr>
-              <w:t>Esto significa que el backend va a recibir las dos llamadas en orden: primero /api/token/sms, y solo despues de que el usuario valide ese codigo, se llamara a /api/token/email.</w:t>
+              <w:t>El backend va a recibir las dos llamadas en orden: primero /api/token/sms, y solo despues de que el usuario valide ese codigo, se llamara a /api/token/email. Cada canal admite maximo 3 reenvios — despues el boton queda bloqueado permanentemente.</w:t>
             </w:r>
           </w:p>
         </w:tc>
@@ -541,7 +537,58 @@
           <w:color w:val="00236F"/>
           <w:sz w:val="30"/>
         </w:rPr>
-        <w:t>Seguridad — lo que TI/TICS tiene que saber</w:t>
+        <w:t>Seguridad y anti-abuso — IMPORTANTE</w:t>
+      </w:r>
+    </w:p>
+    <w:p>
+      <w:pPr>
+        <w:spacing w:after="80"/>
+      </w:pPr>
+      <w:r>
+        <w:rPr>
+          <w:sz w:val="22"/>
+        </w:rPr>
+        <w:t>Esta seccion es CRITICA. La preocupacion principal es evitar que bots o atacantes:</w:t>
+      </w:r>
+    </w:p>
+    <w:p>
+      <w:pPr>
+        <w:pStyle w:val="ListBullet"/>
+        <w:spacing w:after="40"/>
+        <w:ind w:left="340"/>
+      </w:pPr>
+      <w:r>
+        <w:t>Creen miles de usuarios fake en la base de datos.</w:t>
+      </w:r>
+    </w:p>
+    <w:p>
+      <w:pPr>
+        <w:pStyle w:val="ListBullet"/>
+        <w:spacing w:after="40"/>
+        <w:ind w:left="340"/>
+      </w:pPr>
+      <w:r>
+        <w:t>Agoten el credito de Twilio/SendGrid mandando codigos SMS/correo a destinos aleatorios.</w:t>
+      </w:r>
+    </w:p>
+    <w:p>
+      <w:pPr>
+        <w:pStyle w:val="ListBullet"/>
+        <w:spacing w:after="40"/>
+        <w:ind w:left="340"/>
+      </w:pPr>
+      <w:r>
+        <w:t>Bombardeen con SMS spam a numeros reales (haciendo quedar mal la marca).</w:t>
+      </w:r>
+    </w:p>
+    <w:p>
+      <w:pPr>
+        <w:pStyle w:val="ListBullet"/>
+        <w:spacing w:after="40"/>
+        <w:ind w:left="340"/>
+      </w:pPr>
+      <w:r>
+        <w:t>Eviten los codigos OTP usando trucos de navegador (DevTools) para auto-validarse.</w:t>
       </w:r>
     </w:p>
     <w:p>
@@ -554,7 +601,513 @@
           <w:color w:val="00236F"/>
           <w:sz w:val="25"/>
         </w:rPr>
-        <w:t>Sobre los tokens</w:t>
+        <w:t>Lo que YA esta protegido en el frontend</w:t>
+      </w:r>
+    </w:p>
+    <w:tbl>
+      <w:tblPr>
+        <w:tblStyle w:val="LightGrid-Accent1"/>
+        <w:tblW w:type="auto" w:w="0"/>
+        <w:tblLook w:firstColumn="1" w:firstRow="1" w:lastColumn="0" w:lastRow="0" w:noHBand="0" w:noVBand="1" w:val="04A0"/>
+      </w:tblPr>
+      <w:tblGrid>
+        <w:gridCol w:w="4873"/>
+        <w:gridCol w:w="4873"/>
+      </w:tblGrid>
+      <w:tr>
+        <w:tc>
+          <w:tcPr>
+            <w:tcW w:type="dxa" w:w="4873"/>
+          </w:tcPr>
+          <w:p>
+            <w:r>
+              <w:rPr>
+                <w:b/>
+              </w:rPr>
+              <w:t>Proteccion</w:t>
+            </w:r>
+          </w:p>
+        </w:tc>
+        <w:tc>
+          <w:tcPr>
+            <w:tcW w:type="dxa" w:w="4873"/>
+          </w:tcPr>
+          <w:p>
+            <w:r>
+              <w:rPr>
+                <w:b/>
+              </w:rPr>
+              <w:t>Que hace</w:t>
+            </w:r>
+          </w:p>
+        </w:tc>
+      </w:tr>
+      <w:tr>
+        <w:tc>
+          <w:tcPr>
+            <w:tcW w:type="dxa" w:w="4873"/>
+          </w:tcPr>
+          <w:p>
+            <w:r>
+              <w:t>HTTPS automatico</w:t>
+            </w:r>
+          </w:p>
+        </w:tc>
+        <w:tc>
+          <w:tcPr>
+            <w:tcW w:type="dxa" w:w="4873"/>
+          </w:tcPr>
+          <w:p>
+            <w:r>
+              <w:t>GitHub Pages siempre sirve por HTTPS. No hay URLs http:// hardcodeadas.</w:t>
+            </w:r>
+          </w:p>
+        </w:tc>
+      </w:tr>
+      <w:tr>
+        <w:tc>
+          <w:tcPr>
+            <w:tcW w:type="dxa" w:w="4873"/>
+          </w:tcPr>
+          <w:p>
+            <w:r>
+              <w:t>Content-Security-Policy (CSP)</w:t>
+            </w:r>
+          </w:p>
+        </w:tc>
+        <w:tc>
+          <w:tcPr>
+            <w:tcW w:type="dxa" w:w="4873"/>
+          </w:tcPr>
+          <w:p>
+            <w:r>
+              <w:t>Bloquea cualquier &lt;script&gt; inyectado que no venga de un origen permitido. Neutraliza la mayoria de XSS.</w:t>
+            </w:r>
+          </w:p>
+        </w:tc>
+      </w:tr>
+      <w:tr>
+        <w:tc>
+          <w:tcPr>
+            <w:tcW w:type="dxa" w:w="4873"/>
+          </w:tcPr>
+          <w:p>
+            <w:r>
+              <w:t>X-Frame-Options + frame-ancestors</w:t>
+            </w:r>
+          </w:p>
+        </w:tc>
+        <w:tc>
+          <w:tcPr>
+            <w:tcW w:type="dxa" w:w="4873"/>
+          </w:tcPr>
+          <w:p>
+            <w:r>
+              <w:t>Impide que la pagina se cargue dentro de un iframe (anti-clickjacking).</w:t>
+            </w:r>
+          </w:p>
+        </w:tc>
+      </w:tr>
+      <w:tr>
+        <w:tc>
+          <w:tcPr>
+            <w:tcW w:type="dxa" w:w="4873"/>
+          </w:tcPr>
+          <w:p>
+            <w:r>
+              <w:t>Honeypot invisible</w:t>
+            </w:r>
+          </w:p>
+        </w:tc>
+        <w:tc>
+          <w:tcPr>
+            <w:tcW w:type="dxa" w:w="4873"/>
+          </w:tcPr>
+          <w:p>
+            <w:r>
+              <w:t>Campo trampa que solo bots llenan. Si se llena, se aborta el registro sin avisar al atacante.</w:t>
+            </w:r>
+          </w:p>
+        </w:tc>
+      </w:tr>
+      <w:tr>
+        <w:tc>
+          <w:tcPr>
+            <w:tcW w:type="dxa" w:w="4873"/>
+          </w:tcPr>
+          <w:p>
+            <w:r>
+              <w:t>Time-check (25 seg minimo)</w:t>
+            </w:r>
+          </w:p>
+        </w:tc>
+        <w:tc>
+          <w:tcPr>
+            <w:tcW w:type="dxa" w:w="4873"/>
+          </w:tcPr>
+          <w:p>
+            <w:r>
+              <w:t>Si alguien completa el wizard en menos de 25 segundos, es bot. Se aborta.</w:t>
+            </w:r>
+          </w:p>
+        </w:tc>
+      </w:tr>
+      <w:tr>
+        <w:tc>
+          <w:tcPr>
+            <w:tcW w:type="dxa" w:w="4873"/>
+          </w:tcPr>
+          <w:p>
+            <w:r>
+              <w:t>Throttle de reenvio</w:t>
+            </w:r>
+          </w:p>
+        </w:tc>
+        <w:tc>
+          <w:tcPr>
+            <w:tcW w:type="dxa" w:w="4873"/>
+          </w:tcPr>
+          <w:p>
+            <w:r>
+              <w:t>Cooldown progresivo (60s, 120s, 240s) y tope de 3 reenvios por canal. Despues queda bloqueado.</w:t>
+            </w:r>
+          </w:p>
+        </w:tc>
+      </w:tr>
+      <w:tr>
+        <w:tc>
+          <w:tcPr>
+            <w:tcW w:type="dxa" w:w="4873"/>
+          </w:tcPr>
+          <w:p>
+            <w:r>
+              <w:t>Borrado de datos sensibles del draft</w:t>
+            </w:r>
+          </w:p>
+        </w:tc>
+        <w:tc>
+          <w:tcPr>
+            <w:tcW w:type="dxa" w:w="4873"/>
+          </w:tcPr>
+          <w:p>
+            <w:r>
+              <w:t>Clave, confirmacion y tokens se borran antes de persistir en sessionStorage.</w:t>
+            </w:r>
+          </w:p>
+        </w:tc>
+      </w:tr>
+    </w:tbl>
+    <w:p/>
+    <w:p>
+      <w:pPr>
+        <w:spacing w:before="120" w:after="80"/>
+      </w:pPr>
+      <w:r>
+        <w:rPr>
+          <w:b/>
+          <w:color w:val="00236F"/>
+          <w:sz w:val="25"/>
+        </w:rPr>
+        <w:t>Lo que falta y SOLO el backend puede hacer</w:t>
+      </w:r>
+    </w:p>
+    <w:p>
+      <w:pPr>
+        <w:spacing w:after="80"/>
+      </w:pPr>
+      <w:r>
+        <w:rPr>
+          <w:i/>
+          <w:sz w:val="22"/>
+        </w:rPr>
+        <w:t>Esto es responsabilidad 100% de TI/TICS. La landing no puede hacer ninguna de estas cosas sola:</w:t>
+      </w:r>
+    </w:p>
+    <w:p>
+      <w:r>
+        <w:rPr>
+          <w:b/>
+          <w:color w:val="B71C1C"/>
+        </w:rPr>
+        <w:t>CRITICO — sin esto el registro queda vulnerable:</w:t>
+      </w:r>
+    </w:p>
+    <w:tbl>
+      <w:tblPr>
+        <w:tblStyle w:val="LightGrid-Accent1"/>
+        <w:tblW w:type="auto" w:w="0"/>
+        <w:tblLook w:firstColumn="1" w:firstRow="1" w:lastColumn="0" w:lastRow="0" w:noHBand="0" w:noVBand="1" w:val="04A0"/>
+      </w:tblPr>
+      <w:tblGrid>
+        <w:gridCol w:w="4873"/>
+        <w:gridCol w:w="4873"/>
+      </w:tblGrid>
+      <w:tr>
+        <w:tc>
+          <w:tcPr>
+            <w:tcW w:type="dxa" w:w="4873"/>
+          </w:tcPr>
+          <w:p>
+            <w:r>
+              <w:rPr>
+                <w:b/>
+              </w:rPr>
+              <w:t>Accion</w:t>
+            </w:r>
+          </w:p>
+        </w:tc>
+        <w:tc>
+          <w:tcPr>
+            <w:tcW w:type="dxa" w:w="4873"/>
+          </w:tcPr>
+          <w:p>
+            <w:r>
+              <w:rPr>
+                <w:b/>
+              </w:rPr>
+              <w:t>Por que es indispensable</w:t>
+            </w:r>
+          </w:p>
+        </w:tc>
+      </w:tr>
+      <w:tr>
+        <w:tc>
+          <w:tcPr>
+            <w:tcW w:type="dxa" w:w="4873"/>
+          </w:tcPr>
+          <w:p>
+            <w:r>
+              <w:t>Mover generacion de tokens al backend</w:t>
+            </w:r>
+          </w:p>
+        </w:tc>
+        <w:tc>
+          <w:tcPr>
+            <w:tcW w:type="dxa" w:w="4873"/>
+          </w:tcPr>
+          <w:p>
+            <w:r>
+              <w:t>Hoy el navegador genera el token y lo verifica localmente. Un atacante puede ver el codigo en DevTools antes de que llegue al SMS. Solucion: el backend genera el token, lo guarda con TTL 5 min, y el frontend solo manda el codigo digitado para que el backend lo compare.</w:t>
+            </w:r>
+          </w:p>
+        </w:tc>
+      </w:tr>
+      <w:tr>
+        <w:tc>
+          <w:tcPr>
+            <w:tcW w:type="dxa" w:w="4873"/>
+          </w:tcPr>
+          <w:p>
+            <w:r>
+              <w:t>Rate limiting por IP</w:t>
+            </w:r>
+          </w:p>
+        </w:tc>
+        <w:tc>
+          <w:tcPr>
+            <w:tcW w:type="dxa" w:w="4873"/>
+          </w:tcPr>
+          <w:p>
+            <w:r>
+              <w:t>Maximo 5 SMS / 15 min por IP. Sin esto un script puede mandar miles de requests.</w:t>
+            </w:r>
+          </w:p>
+        </w:tc>
+      </w:tr>
+      <w:tr>
+        <w:tc>
+          <w:tcPr>
+            <w:tcW w:type="dxa" w:w="4873"/>
+          </w:tcPr>
+          <w:p>
+            <w:r>
+              <w:t>Rate limiting por destino (celular y email)</w:t>
+            </w:r>
+          </w:p>
+        </w:tc>
+        <w:tc>
+          <w:tcPr>
+            <w:tcW w:type="dxa" w:w="4873"/>
+          </w:tcPr>
+          <w:p>
+            <w:r>
+              <w:t>Maximo 3 SMS / 1 hora al mismo numero. Evita el bombardeo de un mismo telefono.</w:t>
+            </w:r>
+          </w:p>
+        </w:tc>
+      </w:tr>
+      <w:tr>
+        <w:tc>
+          <w:tcPr>
+            <w:tcW w:type="dxa" w:w="4873"/>
+          </w:tcPr>
+          <w:p>
+            <w:r>
+              <w:t>Hash de clave con bcrypt o argon2</w:t>
+            </w:r>
+          </w:p>
+        </w:tc>
+        <w:tc>
+          <w:tcPr>
+            <w:tcW w:type="dxa" w:w="4873"/>
+          </w:tcPr>
+          <w:p>
+            <w:r>
+              <w:t>La clave llega en texto plano al endpoint /api/registro. NUNCA debe guardarse asi en BD.</w:t>
+            </w:r>
+          </w:p>
+        </w:tc>
+      </w:tr>
+      <w:tr>
+        <w:tc>
+          <w:tcPr>
+            <w:tcW w:type="dxa" w:w="4873"/>
+          </w:tcPr>
+          <w:p>
+            <w:r>
+              <w:t>Validacion server-side del RUC y los datos</w:t>
+            </w:r>
+          </w:p>
+        </w:tc>
+        <w:tc>
+          <w:tcPr>
+            <w:tcW w:type="dxa" w:w="4873"/>
+          </w:tcPr>
+          <w:p>
+            <w:r>
+              <w:t>El frontend puede ser bypassed con curl. El backend debe re-validar el RUC con algoritmo del SRI.</w:t>
+            </w:r>
+          </w:p>
+        </w:tc>
+      </w:tr>
+    </w:tbl>
+    <w:p/>
+    <w:p>
+      <w:r>
+        <w:rPr>
+          <w:b/>
+          <w:color w:val="EF7306"/>
+        </w:rPr>
+        <w:t>RECOMENDADO — suma una barrera fuerte mas:</w:t>
+      </w:r>
+    </w:p>
+    <w:tbl>
+      <w:tblPr>
+        <w:tblStyle w:val="LightGrid-Accent1"/>
+        <w:tblW w:type="auto" w:w="0"/>
+        <w:tblLook w:firstColumn="1" w:firstRow="1" w:lastColumn="0" w:lastRow="0" w:noHBand="0" w:noVBand="1" w:val="04A0"/>
+      </w:tblPr>
+      <w:tblGrid>
+        <w:gridCol w:w="4873"/>
+        <w:gridCol w:w="4873"/>
+      </w:tblGrid>
+      <w:tr>
+        <w:tc>
+          <w:tcPr>
+            <w:tcW w:type="dxa" w:w="4873"/>
+          </w:tcPr>
+          <w:p>
+            <w:r>
+              <w:rPr>
+                <w:b/>
+              </w:rPr>
+              <w:t>Accion</w:t>
+            </w:r>
+          </w:p>
+        </w:tc>
+        <w:tc>
+          <w:tcPr>
+            <w:tcW w:type="dxa" w:w="4873"/>
+          </w:tcPr>
+          <w:p>
+            <w:r>
+              <w:rPr>
+                <w:b/>
+              </w:rPr>
+              <w:t>Beneficio</w:t>
+            </w:r>
+          </w:p>
+        </w:tc>
+      </w:tr>
+      <w:tr>
+        <w:tc>
+          <w:tcPr>
+            <w:tcW w:type="dxa" w:w="4873"/>
+          </w:tcPr>
+          <w:p>
+            <w:r>
+              <w:t>CAPTCHA invisible (Cloudflare Turnstile)</w:t>
+            </w:r>
+          </w:p>
+        </w:tc>
+        <w:tc>
+          <w:tcPr>
+            <w:tcW w:type="dxa" w:w="4873"/>
+          </w:tcPr>
+          <w:p>
+            <w:r>
+              <w:t>Es GRATIS y NO molesta al usuario humano. Analiza comportamiento/mouse/IP y solo aparece challenge si es sospechoso. A los bots los frena directamente. Lo mas efectivo contra abuso con menos friccion.</w:t>
+            </w:r>
+          </w:p>
+        </w:tc>
+      </w:tr>
+      <w:tr>
+        <w:tc>
+          <w:tcPr>
+            <w:tcW w:type="dxa" w:w="4873"/>
+          </w:tcPr>
+          <w:p>
+            <w:r>
+              <w:t>HMAC del payload</w:t>
+            </w:r>
+          </w:p>
+        </w:tc>
+        <w:tc>
+          <w:tcPr>
+            <w:tcW w:type="dxa" w:w="4873"/>
+          </w:tcPr>
+          <w:p>
+            <w:r>
+              <w:t>Frontend firma cada request con HMAC-SHA256 + timestamp. Backend valida que el timestamp no tenga mas de 60s y que el HMAC coincida. Evita manipulacion en transito y replay attacks.</w:t>
+            </w:r>
+          </w:p>
+        </w:tc>
+      </w:tr>
+      <w:tr>
+        <w:tc>
+          <w:tcPr>
+            <w:tcW w:type="dxa" w:w="4873"/>
+          </w:tcPr>
+          <w:p>
+            <w:r>
+              <w:t>HSTS + cookies HttpOnly/Secure/SameSite</w:t>
+            </w:r>
+          </w:p>
+        </w:tc>
+        <w:tc>
+          <w:tcPr>
+            <w:tcW w:type="dxa" w:w="4873"/>
+          </w:tcPr>
+          <w:p>
+            <w:r>
+              <w:t>Headers estandar de seguridad. HSTS fuerza HTTPS para siempre. Cookies bien configuradas evitan robo de sesion.</w:t>
+            </w:r>
+          </w:p>
+        </w:tc>
+      </w:tr>
+    </w:tbl>
+    <w:p/>
+    <w:p>
+      <w:pPr>
+        <w:spacing w:before="120" w:after="80"/>
+      </w:pPr>
+      <w:r>
+        <w:rPr>
+          <w:b/>
+          <w:color w:val="00236F"/>
+          <w:sz w:val="25"/>
+        </w:rPr>
+        <w:t>Aclaracion sobre el CAPTCHA</w:t>
       </w:r>
     </w:p>
     <w:p>
@@ -565,62 +1118,7 @@
         <w:rPr>
           <w:sz w:val="22"/>
         </w:rPr>
-        <w:t>En la version actual (mock), los codigos se generan en el navegador y se envian al backend solo para que los entregue por SMS/correo. Esto es inseguro porque alguien con conocimientos podria abrir la consola del navegador y ver el codigo antes de que llegue al telefono.</w:t>
-      </w:r>
-    </w:p>
-    <w:p>
-      <w:pPr>
-        <w:spacing w:after="80"/>
-      </w:pPr>
-      <w:r>
-        <w:rPr>
-          <w:b/>
-          <w:sz w:val="22"/>
-        </w:rPr>
-        <w:t>Recomendacion para produccion:</w:t>
-      </w:r>
-    </w:p>
-    <w:p>
-      <w:pPr>
-        <w:pStyle w:val="ListBullet"/>
-        <w:spacing w:after="40"/>
-        <w:ind w:left="340"/>
-      </w:pPr>
-      <w:r>
-        <w:t>Que el backend genere el codigo (no el frontend).</w:t>
-      </w:r>
-    </w:p>
-    <w:p>
-      <w:pPr>
-        <w:pStyle w:val="ListBullet"/>
-        <w:spacing w:after="40"/>
-        <w:ind w:left="340"/>
-      </w:pPr>
-      <w:r>
-        <w:t>Que el backend lo guarde en una tabla con tiempo de vida (TTL) de 5 minutos.</w:t>
-      </w:r>
-    </w:p>
-    <w:p>
-      <w:pPr>
-        <w:pStyle w:val="ListBullet"/>
-        <w:spacing w:after="40"/>
-        <w:ind w:left="340"/>
-      </w:pPr>
-      <w:r>
-        <w:t>Que el frontend envie solo el codigo que el usuario digito, y el backend responda si es valido.</w:t>
-      </w:r>
-    </w:p>
-    <w:p>
-      <w:pPr>
-        <w:spacing w:before="120" w:after="80"/>
-      </w:pPr>
-      <w:r>
-        <w:rPr>
-          <w:b/>
-          <w:color w:val="00236F"/>
-          <w:sz w:val="25"/>
-        </w:rPr>
-        <w:t>Sobre la clave del usuario</w:t>
+        <w:t>NO es el "selecciona los semaforos" molesto de antes. Las versiones modernas (Cloudflare Turnstile, hCaptcha invisible) son invisibles para el usuario humano en el 99% de los casos. Solo aparece un check tipo "Soy humano" (un clic, 0 segundos) si el comportamiento es sospechoso. A los bots les aparece directamente un puzzle real. La diferencia con el captcha viejo es total: NO frustra al usuario y SI frena al bot.</w:t>
       </w:r>
     </w:p>
     <w:p>
@@ -631,31 +1129,7 @@
         <w:rPr>
           <w:sz w:val="22"/>
         </w:rPr>
-        <w:t>La clave la elige el usuario en la pantalla 6. Es lo unico que NO se sanea/transforma: se manda al backend tal cual la escribio. En la base de datos NUNCA debe guardarse en texto plano: hay que pasarla por bcrypt o argon2 antes de guardarla.</w:t>
-      </w:r>
-    </w:p>
-    <w:p>
-      <w:pPr>
-        <w:spacing w:before="120" w:after="80"/>
-      </w:pPr>
-      <w:r>
-        <w:rPr>
-          <w:b/>
-          <w:color w:val="00236F"/>
-          <w:sz w:val="25"/>
-        </w:rPr>
-        <w:t>Sobre los archivos que sube el usuario</w:t>
-      </w:r>
-    </w:p>
-    <w:p>
-      <w:pPr>
-        <w:spacing w:after="80"/>
-      </w:pPr>
-      <w:r>
-        <w:rPr>
-          <w:sz w:val="22"/>
-        </w:rPr>
-        <w:t>La firma .p12 y el certificado PDF NO se suben al servidor. Se leen en el navegador y se descartan. Solo se persisten los datos extraidos (RUC, razon social, direccion, etc.), nunca los archivos originales.</w:t>
+        <w:t>Recomendacion: usar Cloudflare Turnstile (gratis ilimitado). Se integra con 1 linea de script en el HTML + validacion en el backend antes de procesar el SMS o el registro.</w:t>
       </w:r>
     </w:p>
     <w:p>
@@ -679,7 +1153,7 @@
         <w:rPr>
           <w:sz w:val="22"/>
         </w:rPr>
-        <w:t>Son tablas orientativas. Si ya tienen un esquema, mapeen los campos. La idea es separar por contexto (datos del usuario, datos tributarios, facturacion, logo).</w:t>
+        <w:t>Son orientativas. Si ya tienen un esquema, mapeen los campos. La idea es separar por contexto.</w:t>
       </w:r>
     </w:p>
     <w:tbl>
@@ -737,7 +1211,7 @@
           </w:tcPr>
           <w:p>
             <w:r>
-              <w:t>Datos del contribuyente + credenciales (RUC, razon social, email, celular, direccion, clave hasheada, estado).</w:t>
+              <w:t>Datos del contribuyente + credenciales hasheadas + estado.</w:t>
             </w:r>
           </w:p>
         </w:tc>
@@ -759,7 +1233,7 @@
           </w:tcPr>
           <w:p>
             <w:r>
-              <w:t>Regimen (GENERAL / RIMPE) y tipo de contribuyente (NO OBLIGADO / OBLIGADO / AGENTE RETENCION / ESPECIAL / GRAN CONTRIBUYENTE) + No. resolucion si aplica.</w:t>
+              <w:t>Regimen, tipo de contribuyente, No. resolucion.</w:t>
             </w:r>
           </w:p>
         </w:tc>
@@ -781,7 +1255,7 @@
           </w:tcPr>
           <w:p>
             <w:r>
-              <w:t>Modo (nuevo o continuar), codigo de establecimiento, punto de emision, descripcion del punto.</w:t>
+              <w:t>Modo, codigo establecimiento, punto emision, descripcion.</w:t>
             </w:r>
           </w:p>
         </w:tc>
@@ -803,7 +1277,7 @@
           </w:tcPr>
           <w:p>
             <w:r>
-              <w:t>Siguiente numero por tipo de documento (factura, NC, ND, retencion, guia).</w:t>
+              <w:t>Siguiente numero por tipo (factura, NC, ND, retencion, guia).</w:t>
             </w:r>
           </w:p>
         </w:tc>
@@ -837,7 +1311,7 @@
           </w:tcPr>
           <w:p>
             <w:r>
-              <w:t>tokens_verificacion (opcional)</w:t>
+              <w:t>tokens_verificacion</w:t>
             </w:r>
           </w:p>
         </w:tc>
@@ -847,7 +1321,51 @@
           </w:tcPr>
           <w:p>
             <w:r>
-              <w:t>Solo si implementan validacion de tokens del lado servidor — recomendado.</w:t>
+              <w:t>Codigo hash + destino + TTL + intentos + IP. Necesario para mover tokens al backend.</w:t>
+            </w:r>
+          </w:p>
+        </w:tc>
+      </w:tr>
+      <w:tr>
+        <w:tc>
+          <w:tcPr>
+            <w:tcW w:type="dxa" w:w="4873"/>
+          </w:tcPr>
+          <w:p>
+            <w:r>
+              <w:t>rate_limit_log</w:t>
+            </w:r>
+          </w:p>
+        </w:tc>
+        <w:tc>
+          <w:tcPr>
+            <w:tcW w:type="dxa" w:w="4873"/>
+          </w:tcPr>
+          <w:p>
+            <w:r>
+              <w:t>IP + accion + timestamp. Necesario para implementar rate limiting.</w:t>
+            </w:r>
+          </w:p>
+        </w:tc>
+      </w:tr>
+      <w:tr>
+        <w:tc>
+          <w:tcPr>
+            <w:tcW w:type="dxa" w:w="4873"/>
+          </w:tcPr>
+          <w:p>
+            <w:r>
+              <w:t>audit_log (opcional)</w:t>
+            </w:r>
+          </w:p>
+        </w:tc>
+        <w:tc>
+          <w:tcPr>
+            <w:tcW w:type="dxa" w:w="4873"/>
+          </w:tcPr>
+          <w:p>
+            <w:r>
+              <w:t>Registros sospechosos: honeypot disparado, time-check disparado, intentos excesivos, etc.</w:t>
             </w:r>
           </w:p>
         </w:tc>
@@ -879,7 +1397,7 @@
         <w:t xml:space="preserve">Paso 1. </w:t>
       </w:r>
       <w:r>
-        <w:t>Levantar los 4 endpoints en su backend (no necesitan SRI, solo Twilio/SMS local + SendGrid/SES + insercion en BD).</w:t>
+        <w:t>Levantar los 4 endpoints. Para el endpoint de tokens, implementar el modelo "backend genera el token, frontend solo manda destino y luego codigo a verificar". Ver §7 del HANDOVER-TICS.md.</w:t>
       </w:r>
     </w:p>
     <w:p>
@@ -894,7 +1412,7 @@
         <w:t xml:space="preserve">Paso 2. </w:t>
       </w:r>
       <w:r>
-        <w:t>En los archivos token-service.js y email-service.js de la landing, reemplazar las funciones "mock" por llamadas fetch() reales a esos endpoints. El documento tecnico HANDOVER-TICS.md (en la raiz del repo) trae el ejemplo de codigo exacto.</w:t>
+        <w:t>Implementar rate limiting (IP + destino) en los endpoints. Tabla rate_limit_log o Redis con TTL.</w:t>
       </w:r>
     </w:p>
     <w:p>
@@ -909,7 +1427,7 @@
         <w:t xml:space="preserve">Paso 3. </w:t>
       </w:r>
       <w:r>
-        <w:t>En wizard.js, dentro de finishWizard(), agregar la llamada a /api/registro para persistir.</w:t>
+        <w:t>Decidir si suman CAPTCHA invisible (recomendado, gratis). Si si, agregar script de Turnstile en el HTML + validar el token en el backend.</w:t>
       </w:r>
     </w:p>
     <w:p>
@@ -924,7 +1442,7 @@
         <w:t xml:space="preserve">Paso 4. </w:t>
       </w:r>
       <w:r>
-        <w:t>Mover el contenido de la landing (index.html + carpeta assets/) a su servidor de produccion. Hoy esta en GitHub Pages como demo.</w:t>
+        <w:t>En los archivos token-service.js y email-service.js de la landing, reemplazar las funciones "mock" por fetch reales. El HANDOVER-TICS.md trae el ejemplo exacto.</w:t>
       </w:r>
     </w:p>
     <w:p>
@@ -939,7 +1457,7 @@
         <w:t xml:space="preserve">Paso 5. </w:t>
       </w:r>
       <w:r>
-        <w:t>Confirmar que la URL del portal post-registro siga siendo: https://tbc.tributasoft.ec/Erp-web/templates/registro/login.xhtml?faces-redirect=true. Si cambia, hay que actualizarla en dos lugares (wizard.js y email-service.js).</w:t>
+        <w:t>En el endpoint /api/registro: hashear la clave con bcrypt o argon2 ANTES de insertar. Validar el RUC server-side.</w:t>
       </w:r>
     </w:p>
     <w:p>
@@ -954,7 +1472,37 @@
         <w:t xml:space="preserve">Paso 6. </w:t>
       </w:r>
       <w:r>
-        <w:t>Probar end-to-end: subir una firma .p12 real, un certificado RUC real, recibir SMS y correo reales, ver el registro guardado en la BD.</w:t>
+        <w:t>Configurar headers HSTS + cookies seguras en el servidor web (NGINX/Apache).</w:t>
+      </w:r>
+    </w:p>
+    <w:p>
+      <w:pPr>
+        <w:spacing w:after="80"/>
+      </w:pPr>
+      <w:r>
+        <w:rPr>
+          <w:b/>
+          <w:color w:val="EF7306"/>
+        </w:rPr>
+        <w:t xml:space="preserve">Paso 7. </w:t>
+      </w:r>
+      <w:r>
+        <w:t>Mover la landing del GitHub Pages al servidor de produccion.</w:t>
+      </w:r>
+    </w:p>
+    <w:p>
+      <w:pPr>
+        <w:spacing w:after="80"/>
+      </w:pPr>
+      <w:r>
+        <w:rPr>
+          <w:b/>
+          <w:color w:val="EF7306"/>
+        </w:rPr>
+        <w:t xml:space="preserve">Paso 8. </w:t>
+      </w:r>
+      <w:r>
+        <w:t>Probar end-to-end: subir firma + cert, recibir SMS y correo reales, validar tokens, ver el registro guardado.</w:t>
       </w:r>
     </w:p>
     <w:p>
@@ -967,93 +1515,70 @@
           <w:color w:val="00236F"/>
           <w:sz w:val="30"/>
         </w:rPr>
-        <w:t>Proveedores sugeridos (para SMS y correo)</w:t>
+        <w:t>Documentos tecnicos relacionados (en el repo)</w:t>
       </w:r>
     </w:p>
-    <w:tbl>
-      <w:tblPr>
-        <w:tblStyle w:val="LightGrid-Accent1"/>
-        <w:tblW w:type="auto" w:w="0"/>
-        <w:tblLook w:firstColumn="1" w:firstRow="1" w:lastColumn="0" w:lastRow="0" w:noHBand="0" w:noVBand="1" w:val="04A0"/>
-      </w:tblPr>
-      <w:tblGrid>
-        <w:gridCol w:w="4873"/>
-        <w:gridCol w:w="4873"/>
-      </w:tblGrid>
-      <w:tr>
-        <w:tc>
-          <w:tcPr>
-            <w:tcW w:type="dxa" w:w="4873"/>
-          </w:tcPr>
-          <w:p>
-            <w:r>
-              <w:rPr>
-                <w:b/>
-              </w:rPr>
-              <w:t>Servicio</w:t>
-            </w:r>
-          </w:p>
-        </w:tc>
-        <w:tc>
-          <w:tcPr>
-            <w:tcW w:type="dxa" w:w="4873"/>
-          </w:tcPr>
-          <w:p>
-            <w:r>
-              <w:rPr>
-                <w:b/>
-              </w:rPr>
-              <w:t>Opciones</w:t>
-            </w:r>
-          </w:p>
-        </w:tc>
-      </w:tr>
-      <w:tr>
-        <w:tc>
-          <w:tcPr>
-            <w:tcW w:type="dxa" w:w="4873"/>
-          </w:tcPr>
-          <w:p>
-            <w:r>
-              <w:t>SMS</w:t>
-            </w:r>
-          </w:p>
-        </w:tc>
-        <w:tc>
-          <w:tcPr>
-            <w:tcW w:type="dxa" w:w="4873"/>
-          </w:tcPr>
-          <w:p>
-            <w:r>
-              <w:t>Twilio, MessageBird, o gateways locales (Movistar, Claro, CNT).</w:t>
-            </w:r>
-          </w:p>
-        </w:tc>
-      </w:tr>
-      <w:tr>
-        <w:tc>
-          <w:tcPr>
-            <w:tcW w:type="dxa" w:w="4873"/>
-          </w:tcPr>
-          <w:p>
-            <w:r>
-              <w:t>Correo transaccional</w:t>
-            </w:r>
-          </w:p>
-        </w:tc>
-        <w:tc>
-          <w:tcPr>
-            <w:tcW w:type="dxa" w:w="4873"/>
-          </w:tcPr>
-          <w:p>
-            <w:r>
-              <w:t>SendGrid, AWS SES, Mailgun.</w:t>
-            </w:r>
-          </w:p>
-        </w:tc>
-      </w:tr>
-    </w:tbl>
-    <w:p/>
+    <w:p>
+      <w:pPr>
+        <w:spacing w:after="80"/>
+      </w:pPr>
+      <w:r>
+        <w:rPr>
+          <w:sz w:val="22"/>
+        </w:rPr>
+        <w:t>Estos archivos viven en la raiz del proyecto y son para el equipo de desarrollo:</w:t>
+      </w:r>
+    </w:p>
+    <w:p>
+      <w:pPr>
+        <w:pStyle w:val="ListBullet"/>
+        <w:spacing w:after="40"/>
+        <w:ind w:left="340"/>
+      </w:pPr>
+      <w:r>
+        <w:t>HANDOVER-TICS.md — Documento tecnico con detalle de endpoints, schema BD, snippets de codigo.</w:t>
+      </w:r>
+    </w:p>
+    <w:p>
+      <w:pPr>
+        <w:pStyle w:val="ListBullet"/>
+        <w:spacing w:after="40"/>
+        <w:ind w:left="340"/>
+      </w:pPr>
+      <w:r>
+        <w:t>SECURITY-AUDIT.md — Auditoria interna completa con hallazgos, mitigaciones aplicadas y pendientes.</w:t>
+      </w:r>
+    </w:p>
+    <w:p>
+      <w:pPr>
+        <w:pStyle w:val="ListBullet"/>
+        <w:spacing w:after="40"/>
+        <w:ind w:left="340"/>
+      </w:pPr>
+      <w:r>
+        <w:t>flujo-registro.json — Especificacion paso a paso del wizard (1 a 8) en JSON. Util como contrato.</w:t>
+      </w:r>
+    </w:p>
+    <w:p>
+      <w:pPr>
+        <w:pStyle w:val="ListBullet"/>
+        <w:spacing w:after="40"/>
+        <w:ind w:left="340"/>
+      </w:pPr>
+      <w:r>
+        <w:t>pdf-header-spec.json — Como reproducir el header corporativo de los PDFs (cotizacion, brochure).</w:t>
+      </w:r>
+    </w:p>
+    <w:p>
+      <w:pPr>
+        <w:pStyle w:val="ListBullet"/>
+        <w:spacing w:after="40"/>
+        <w:ind w:left="340"/>
+      </w:pPr>
+      <w:r>
+        <w:t>Terminos-y-Condiciones.txt — Texto plano de las 9 clausulas legales.</w:t>
+      </w:r>
+    </w:p>
     <w:p>
       <w:pPr>
         <w:spacing w:before="200" w:after="80"/>
@@ -1075,16 +1600,6 @@
       </w:pPr>
       <w:r>
         <w:t>Donde se va a alojar la landing en produccion (mismo dominio que el portal o subdominio)?</w:t>
-      </w:r>
-    </w:p>
-    <w:p>
-      <w:pPr>
-        <w:pStyle w:val="ListBullet"/>
-        <w:spacing w:after="40"/>
-        <w:ind w:left="340"/>
-      </w:pPr>
-      <w:r>
-        <w:t>Si es subdominio distinto: estan listos para configurar CORS?</w:t>
       </w:r>
     </w:p>
     <w:p>
@@ -1124,7 +1639,7 @@
         <w:ind w:left="340"/>
       </w:pPr>
       <w:r>
-        <w:t>Si quieren manejar los tokens del lado servidor (mas seguro) o conformarse con el modo actual.</w:t>
+        <w:t>Estan de acuerdo en mover la generacion de tokens al backend (es CRITICO)?</w:t>
       </w:r>
     </w:p>
     <w:p>
@@ -1134,42 +1649,27 @@
         <w:ind w:left="340"/>
       </w:pPr>
       <w:r>
-        <w:t>Si necesitan que se integre con algun sistema de tracking/analytics (Google Analytics, Mixpanel) — hoy hay un track() interno que solo loguea a consola.</w:t>
+        <w:t>Van a implementar rate limiting por IP y por destino?</w:t>
       </w:r>
     </w:p>
     <w:p>
       <w:pPr>
-        <w:spacing w:before="200" w:after="80"/>
+        <w:pStyle w:val="ListBullet"/>
+        <w:spacing w:after="40"/>
+        <w:ind w:left="340"/>
       </w:pPr>
       <w:r>
-        <w:rPr>
-          <w:b/>
-          <w:color w:val="00236F"/>
-          <w:sz w:val="30"/>
-        </w:rPr>
-        <w:t>Documento tecnico detallado</w:t>
+        <w:t>Van a usar Cloudflare Turnstile (CAPTCHA invisible, gratis)?</w:t>
       </w:r>
     </w:p>
     <w:p>
       <w:pPr>
-        <w:spacing w:after="80"/>
+        <w:pStyle w:val="ListBullet"/>
+        <w:spacing w:after="40"/>
+        <w:ind w:left="340"/>
       </w:pPr>
       <w:r>
-        <w:rPr>
-          <w:sz w:val="22"/>
-        </w:rPr>
-        <w:t>Este Word es la explicacion en lenguaje comun. En el repo (raiz del proyecto) esta el archivo HANDOVER-TICS.md con los detalles tecnicos: estructura JSON de cada request, esquema completo de BD con campos y tipos, snippets de codigo exactos para reemplazar las funciones mock, y notas de seguridad.</w:t>
-      </w:r>
-    </w:p>
-    <w:p>
-      <w:pPr>
-        <w:spacing w:after="80"/>
-      </w:pPr>
-      <w:r>
-        <w:rPr>
-          <w:sz w:val="22"/>
-        </w:rPr>
-        <w:t>Ese archivo es para el equipo de desarrollo. Este Word es para llevar a la reunion.</w:t>
+        <w:t>Como van a monitorear los eventos sospechosos (honeypot, time-check, exceso de reenvios)?</w:t>
       </w:r>
     </w:p>
     <w:p/>
@@ -1183,7 +1683,7 @@
           <w:color w:val="333333"/>
           <w:sz w:val="18"/>
         </w:rPr>
-        <w:t>TributaSoft · Documento generado el 2026-05-18</w:t>
+        <w:t>TributaSoft · Documento actualizado el 2026-05-20</w:t>
       </w:r>
     </w:p>
     <w:sectPr>

--- a/Explicacion-TICS.docx
+++ b/Explicacion-TICS.docx
@@ -34,7 +34,7 @@
           <w:color w:val="333333"/>
           <w:sz w:val="22"/>
         </w:rPr>
-        <w:t>Explicacion en lenguaje comun · Que dice y que no dice la landing · Anti-abuso</w:t>
+        <w:t>Explicacion en lenguaje comun · Backend + Anti-abuso + Meta Pixel/CAPI</w:t>
       </w:r>
     </w:p>
     <w:p/>
@@ -59,7 +59,7 @@
         <w:rPr>
           <w:sz w:val="22"/>
         </w:rPr>
-        <w:t>La landing es una pagina web (HTML + JavaScript) que vive en el navegador del usuario. Cuando alguien quiere registrarse, sube su firma electronica (.p12) y su certificado de RUC (PDF). La pagina lee esos archivos directamente en su computadora — no hace consultas al SRI ni a ninguna API externa. Solo necesita que TI/TICS le conecte 4 endpoints (SMS, correo OTP, correo de bienvenida, registro en BD) y agregue las medidas anti-abuso del backend.</w:t>
+        <w:t>La landing es una pagina web (HTML + JavaScript) que vive en el navegador del usuario. Cuando alguien quiere registrarse, sube su firma electronica (.p12) y su certificado de RUC (PDF). La pagina lee esos archivos directamente en su computadora — no hace consultas al SRI ni a ninguna API externa. Solo necesita que TI/TICS le conecte 4 endpoints (SMS, correo OTP, correo de bienvenida, registro en BD), agregue las medidas anti-abuso del backend, y implemente Meta Conversions API para que la atribucion de ads funcione bien.</w:t>
       </w:r>
     </w:p>
     <w:tbl>
@@ -74,7 +74,7 @@
         <w:tc>
           <w:tcPr>
             <w:tcW w:type="dxa" w:w="9746"/>
-            <w:shd w:fill="FFF3CD"/>
+            <w:shd w:fill="E8F4FD"/>
             <w:tcMar>
               <w:top w:w="120" w:type="dxa"/>
               <w:left w:w="120" w:type="dxa"/>
@@ -87,7 +87,7 @@
               <w:rPr>
                 <w:sz w:val="21"/>
               </w:rPr>
-              <w:t>IMPORTANTE: la version anterior consultaba APIs del SRI para validar el RUC. Esa logica fue ELIMINADA. Ahora se valida 100% leyendo los archivos del usuario en el navegador. NO hay que abrir conexiones al SRI desde el backend.</w:t>
+              <w:t>IMPORTANTE: el codigo ya tiene integrado Meta Pixel + el setup para CAPI. Esta apagado en GitHub Pages (demo) y se activa SOLO cuando se deploye al servidor de produccion (Digital Ocean). El backend solo tiene que implementar el endpoint CAPI server-side. Ver seccion correspondiente.</w:t>
             </w:r>
           </w:p>
         </w:tc>
@@ -194,7 +194,7 @@
         <w:ind w:left="340"/>
       </w:pPr>
       <w:r>
-        <w:t>Anti-bot: campo trampa invisible (honeypot) + tope de tiempo minimo (25s) — frena bots simples sin molestar al humano.</w:t>
+        <w:t>Anti-bot: campo trampa invisible (honeypot) + tope de tiempo minimo (25s).</w:t>
       </w:r>
     </w:p>
     <w:p>
@@ -204,7 +204,7 @@
         <w:ind w:left="340"/>
       </w:pPr>
       <w:r>
-        <w:t>Anti-spam de tokens: cooldown progresivo entre reenvios (60s, 120s, 240s) + tope de 3 reenvios por canal.</w:t>
+        <w:t>Anti-spam: cooldown progresivo entre reenvios SMS/correo (60s, 120s, 240s) + tope de 3 reenvios.</w:t>
       </w:r>
     </w:p>
     <w:p>
@@ -214,7 +214,17 @@
         <w:ind w:left="340"/>
       </w:pPr>
       <w:r>
-        <w:t>Headers de seguridad: CSP, X-Frame-Options, Referrer-Policy, Permissions-Policy — bloquean inyecciones de codigo y carga en iframes maliciosos.</w:t>
+        <w:t>Headers de seguridad: CSP, X-Frame-Options, Referrer-Policy, Permissions-Policy.</w:t>
+      </w:r>
+    </w:p>
+    <w:p>
+      <w:pPr>
+        <w:pStyle w:val="ListBullet"/>
+        <w:spacing w:after="40"/>
+        <w:ind w:left="340"/>
+      </w:pPr>
+      <w:r>
+        <w:t>Meta Pixel + Conversions API: setup completo, apagado por defecto, se activa solo en produccion.</w:t>
       </w:r>
     </w:p>
     <w:p>
@@ -309,7 +319,7 @@
           </w:tcPr>
           <w:p>
             <w:r>
-              <w:t>Generar y enviar codigo de 4 digitos por SMS al celular del usuario.</w:t>
+              <w:t>Generar y enviar codigo de 4 digitos por SMS al celular.</w:t>
             </w:r>
           </w:p>
         </w:tc>
@@ -373,7 +383,7 @@
           </w:tcPr>
           <w:p>
             <w:r>
-              <w:t>Enviar correo de bienvenida con credenciales y resumen del registro.</w:t>
+              <w:t>Enviar correo de bienvenida con credenciales y resumen.</w:t>
             </w:r>
           </w:p>
         </w:tc>
@@ -405,7 +415,7 @@
           </w:tcPr>
           <w:p>
             <w:r>
-              <w:t>Guardar el registro completo en la base de datos.</w:t>
+              <w:t>Guardar registro en BD + disparar evento a Meta CAPI con el metaEventId.</w:t>
             </w:r>
           </w:p>
         </w:tc>
@@ -433,7 +443,7 @@
         <w:rPr>
           <w:sz w:val="22"/>
         </w:rPr>
-        <w:t>En la pantalla de verificacion hay DOS codigos: uno por SMS y otro por correo. No se envian al mismo tiempo. Es secuencial para que el usuario no se confunda:</w:t>
+        <w:t>En la pantalla de verificacion hay DOS codigos: uno por SMS y otro por correo. Es secuencial:</w:t>
       </w:r>
     </w:p>
     <w:p>
@@ -445,18 +455,7 @@
           <w:b/>
           <w:sz w:val="22"/>
         </w:rPr>
-        <w:t>1. Apenas el usuario llega a esa pantalla, se envia el SMS automaticamente.</w:t>
-      </w:r>
-    </w:p>
-    <w:p>
-      <w:pPr>
-        <w:spacing w:after="80"/>
-      </w:pPr>
-      <w:r>
-        <w:rPr>
-          <w:sz w:val="22"/>
-        </w:rPr>
-        <w:t xml:space="preserve">   La tarjeta del correo aparece bloqueada (en gris).</w:t>
+        <w:t>1. Al llegar a la pantalla, se envia el SMS automaticamente. La tarjeta del correo aparece bloqueada.</w:t>
       </w:r>
     </w:p>
     <w:p>
@@ -520,7 +519,7 @@
               <w:rPr>
                 <w:sz w:val="21"/>
               </w:rPr>
-              <w:t>El backend va a recibir las dos llamadas en orden: primero /api/token/sms, y solo despues de que el usuario valide ese codigo, se llamara a /api/token/email. Cada canal admite maximo 3 reenvios — despues el boton queda bloqueado permanentemente.</w:t>
+              <w:t>El backend recibe las dos llamadas en orden: primero /api/token/sms, despues /api/token/email. Cada canal admite maximo 3 reenvios — despues queda bloqueado.</w:t>
             </w:r>
           </w:p>
         </w:tc>
@@ -537,7 +536,7 @@
           <w:color w:val="00236F"/>
           <w:sz w:val="30"/>
         </w:rPr>
-        <w:t>Seguridad y anti-abuso — IMPORTANTE</w:t>
+        <w:t>Seguridad y anti-abuso</w:t>
       </w:r>
     </w:p>
     <w:p>
@@ -548,7 +547,7 @@
         <w:rPr>
           <w:sz w:val="22"/>
         </w:rPr>
-        <w:t>Esta seccion es CRITICA. La preocupacion principal es evitar que bots o atacantes:</w:t>
+        <w:t>La preocupacion principal es evitar que bots o atacantes:</w:t>
       </w:r>
     </w:p>
     <w:p>
@@ -659,7 +658,7 @@
           </w:tcPr>
           <w:p>
             <w:r>
-              <w:t>GitHub Pages siempre sirve por HTTPS. No hay URLs http:// hardcodeadas.</w:t>
+              <w:t>GitHub Pages siempre sirve por HTTPS.</w:t>
             </w:r>
           </w:p>
         </w:tc>
@@ -681,7 +680,7 @@
           </w:tcPr>
           <w:p>
             <w:r>
-              <w:t>Bloquea cualquier &lt;script&gt; inyectado que no venga de un origen permitido. Neutraliza la mayoria de XSS.</w:t>
+              <w:t>Bloquea cualquier &lt;script&gt; inyectado que no venga de origenes permitidos.</w:t>
             </w:r>
           </w:p>
         </w:tc>
@@ -693,7 +692,7 @@
           </w:tcPr>
           <w:p>
             <w:r>
-              <w:t>X-Frame-Options + frame-ancestors</w:t>
+              <w:t>X-Frame-Options</w:t>
             </w:r>
           </w:p>
         </w:tc>
@@ -769,7 +768,7 @@
           </w:tcPr>
           <w:p>
             <w:r>
-              <w:t>Cooldown progresivo (60s, 120s, 240s) y tope de 3 reenvios por canal. Despues queda bloqueado.</w:t>
+              <w:t>Cooldown progresivo y tope de 3 reenvios por canal.</w:t>
             </w:r>
           </w:p>
         </w:tc>
@@ -781,7 +780,7 @@
           </w:tcPr>
           <w:p>
             <w:r>
-              <w:t>Borrado de datos sensibles del draft</w:t>
+              <w:t>Smoke test en CI</w:t>
             </w:r>
           </w:p>
         </w:tc>
@@ -791,7 +790,7 @@
           </w:tcPr>
           <w:p>
             <w:r>
-              <w:t>Clave, confirmacion y tokens se borran antes de persistir en sessionStorage.</w:t>
+              <w:t>Antes de cada deploy, valida CSP, imports rotos, referencias huerfanas — si falla, no deploya.</w:t>
             </w:r>
           </w:p>
         </w:tc>
@@ -809,18 +808,6 @@
           <w:sz w:val="25"/>
         </w:rPr>
         <w:t>Lo que falta y SOLO el backend puede hacer</w:t>
-      </w:r>
-    </w:p>
-    <w:p>
-      <w:pPr>
-        <w:spacing w:after="80"/>
-      </w:pPr>
-      <w:r>
-        <w:rPr>
-          <w:i/>
-          <w:sz w:val="22"/>
-        </w:rPr>
-        <w:t>Esto es responsabilidad 100% de TI/TICS. La landing no puede hacer ninguna de estas cosas sola:</w:t>
       </w:r>
     </w:p>
     <w:p>
@@ -887,7 +874,7 @@
           </w:tcPr>
           <w:p>
             <w:r>
-              <w:t>Hoy el navegador genera el token y lo verifica localmente. Un atacante puede ver el codigo en DevTools antes de que llegue al SMS. Solucion: el backend genera el token, lo guarda con TTL 5 min, y el frontend solo manda el codigo digitado para que el backend lo compare.</w:t>
+              <w:t>Hoy el navegador genera el token y lo verifica localmente — un atacante puede verlo en DevTools.</w:t>
             </w:r>
           </w:p>
         </w:tc>
@@ -909,7 +896,7 @@
           </w:tcPr>
           <w:p>
             <w:r>
-              <w:t>Maximo 5 SMS / 15 min por IP. Sin esto un script puede mandar miles de requests.</w:t>
+              <w:t>Maximo 5 SMS / 15 min por IP. Sin esto un script manda miles de requests.</w:t>
             </w:r>
           </w:p>
         </w:tc>
@@ -921,7 +908,7 @@
           </w:tcPr>
           <w:p>
             <w:r>
-              <w:t>Rate limiting por destino (celular y email)</w:t>
+              <w:t>Rate limiting por destino</w:t>
             </w:r>
           </w:p>
         </w:tc>
@@ -931,7 +918,7 @@
           </w:tcPr>
           <w:p>
             <w:r>
-              <w:t>Maximo 3 SMS / 1 hora al mismo numero. Evita el bombardeo de un mismo telefono.</w:t>
+              <w:t>Maximo 3 SMS / 1 hora al mismo celular. Evita bombardear un telefono.</w:t>
             </w:r>
           </w:p>
         </w:tc>
@@ -953,7 +940,7 @@
           </w:tcPr>
           <w:p>
             <w:r>
-              <w:t>La clave llega en texto plano al endpoint /api/registro. NUNCA debe guardarse asi en BD.</w:t>
+              <w:t>La clave llega en texto plano. NUNCA debe guardarse asi.</w:t>
             </w:r>
           </w:p>
         </w:tc>
@@ -965,7 +952,7 @@
           </w:tcPr>
           <w:p>
             <w:r>
-              <w:t>Validacion server-side del RUC y los datos</w:t>
+              <w:t>Validacion server-side del RUC</w:t>
             </w:r>
           </w:p>
         </w:tc>
@@ -975,7 +962,7 @@
           </w:tcPr>
           <w:p>
             <w:r>
-              <w:t>El frontend puede ser bypassed con curl. El backend debe re-validar el RUC con algoritmo del SRI.</w:t>
+              <w:t>El frontend puede ser bypassed con curl. El backend debe re-validar.</w:t>
             </w:r>
           </w:p>
         </w:tc>
@@ -983,12 +970,96 @@
     </w:tbl>
     <w:p/>
     <w:p>
+      <w:pPr>
+        <w:spacing w:before="200" w:after="80"/>
+      </w:pPr>
       <w:r>
         <w:rPr>
           <w:b/>
-          <w:color w:val="EF7306"/>
+          <w:color w:val="00236F"/>
+          <w:sz w:val="30"/>
         </w:rPr>
-        <w:t>RECOMENDADO — suma una barrera fuerte mas:</w:t>
+        <w:t>Meta Pixel + Conversions API (CAPI)</w:t>
+      </w:r>
+    </w:p>
+    <w:p>
+      <w:pPr>
+        <w:spacing w:after="80"/>
+      </w:pPr>
+      <w:r>
+        <w:rPr>
+          <w:sz w:val="22"/>
+        </w:rPr>
+        <w:t>Esta seccion es la mas importante para que los anuncios de Meta funcionen bien y midamos las conversiones correctamente. El frontend YA esta integrado. Solo falta que el backend implemente el lado server-side (CAPI).</w:t>
+      </w:r>
+    </w:p>
+    <w:p>
+      <w:pPr>
+        <w:spacing w:before="120" w:after="80"/>
+      </w:pPr>
+      <w:r>
+        <w:rPr>
+          <w:b/>
+          <w:color w:val="00236F"/>
+          <w:sz w:val="25"/>
+        </w:rPr>
+        <w:t>Que es y por que importa</w:t>
+      </w:r>
+    </w:p>
+    <w:p>
+      <w:pPr>
+        <w:spacing w:after="80"/>
+      </w:pPr>
+      <w:r>
+        <w:rPr>
+          <w:sz w:val="22"/>
+        </w:rPr>
+        <w:t>Hay dos formas de medir conversiones en Meta:</w:t>
+      </w:r>
+    </w:p>
+    <w:p>
+      <w:pPr>
+        <w:pStyle w:val="ListBullet"/>
+        <w:spacing w:after="40"/>
+        <w:ind w:left="340"/>
+      </w:pPr>
+      <w:r>
+        <w:t>Pixel del navegador: trackea automaticamente lo que pasa en la pagina. Lo pierden bloqueadores de ads (uBlock, Brave, Safari).</w:t>
+      </w:r>
+    </w:p>
+    <w:p>
+      <w:pPr>
+        <w:pStyle w:val="ListBullet"/>
+        <w:spacing w:after="40"/>
+        <w:ind w:left="340"/>
+      </w:pPr>
+      <w:r>
+        <w:t>Conversions API (CAPI): trackeo desde el servidor, directo a Meta. Sobrevive a bloqueadores y a las nuevas restricciones de privacidad.</w:t>
+      </w:r>
+    </w:p>
+    <w:p>
+      <w:pPr>
+        <w:spacing w:after="80"/>
+      </w:pPr>
+      <w:r>
+        <w:rPr>
+          <w:i/>
+          <w:sz w:val="22"/>
+        </w:rPr>
+        <w:t>Lo ideal es tener AMBOS y deduplicarlos. Pero si solo tenemos uno, CAPI es el futuro: mejor atribucion, cubre el 100% de los casos, y baja el costo por conversion ~17%. Por eso elegimos CAPI primero. El Pixel del navegador se puede activar mas adelante.</w:t>
+      </w:r>
+    </w:p>
+    <w:p>
+      <w:pPr>
+        <w:spacing w:before="120" w:after="80"/>
+      </w:pPr>
+      <w:r>
+        <w:rPr>
+          <w:b/>
+          <w:color w:val="00236F"/>
+          <w:sz w:val="25"/>
+        </w:rPr>
+        <w:t>Datos del setup en Meta (Business Manager)</w:t>
       </w:r>
     </w:p>
     <w:tbl>
@@ -1011,7 +1082,7 @@
               <w:rPr>
                 <w:b/>
               </w:rPr>
-              <w:t>Accion</w:t>
+              <w:t>Dato</w:t>
             </w:r>
           </w:p>
         </w:tc>
@@ -1024,7 +1095,7 @@
               <w:rPr>
                 <w:b/>
               </w:rPr>
-              <w:t>Beneficio</w:t>
+              <w:t>Valor</w:t>
             </w:r>
           </w:p>
         </w:tc>
@@ -1036,7 +1107,7 @@
           </w:tcPr>
           <w:p>
             <w:r>
-              <w:t>CAPTCHA invisible (Cloudflare Turnstile)</w:t>
+              <w:t>DATASET_ID / PIXEL_ID</w:t>
             </w:r>
           </w:p>
         </w:tc>
@@ -1046,7 +1117,7 @@
           </w:tcPr>
           <w:p>
             <w:r>
-              <w:t>Es GRATIS y NO molesta al usuario humano. Analiza comportamiento/mouse/IP y solo aparece challenge si es sospechoso. A los bots los frena directamente. Lo mas efectivo contra abuso con menos friccion.</w:t>
+              <w:t>1476572470933060 (publico — esta en config.js del repo)</w:t>
             </w:r>
           </w:p>
         </w:tc>
@@ -1058,7 +1129,7 @@
           </w:tcPr>
           <w:p>
             <w:r>
-              <w:t>HMAC del payload</w:t>
+              <w:t>Access Token de CAPI</w:t>
             </w:r>
           </w:p>
         </w:tc>
@@ -1068,7 +1139,7 @@
           </w:tcPr>
           <w:p>
             <w:r>
-              <w:t>Frontend firma cada request con HMAC-SHA256 + timestamp. Backend valida que el timestamp no tenga mas de 60s y que el HMAC coincida. Evita manipulacion en transito y replay attacks.</w:t>
+              <w:t>Guardado por el cliente. Se entrega al dev por canal seguro. NO esta en el repo.</w:t>
             </w:r>
           </w:p>
         </w:tc>
@@ -1080,7 +1151,7 @@
           </w:tcPr>
           <w:p>
             <w:r>
-              <w:t>HSTS + cookies HttpOnly/Secure/SameSite</w:t>
+              <w:t>Eventos configurados</w:t>
             </w:r>
           </w:p>
         </w:tc>
@@ -1090,7 +1161,7 @@
           </w:tcPr>
           <w:p>
             <w:r>
-              <w:t>Headers estandar de seguridad. HSTS fuerza HTTPS para siempre. Cookies bien configuradas evitan robo de sesion.</w:t>
+              <w:t>CompleteRegistration (principal), Lead (paso 1 OK), ViewContent (cotizador), Iniciar prueba</w:t>
             </w:r>
           </w:p>
         </w:tc>
@@ -1107,7 +1178,7 @@
           <w:color w:val="00236F"/>
           <w:sz w:val="25"/>
         </w:rPr>
-        <w:t>Aclaracion sobre el CAPTCHA</w:t>
+        <w:t>Lo que ya esta integrado en el frontend</w:t>
       </w:r>
     </w:p>
     <w:p>
@@ -1118,7 +1189,27 @@
         <w:rPr>
           <w:sz w:val="22"/>
         </w:rPr>
-        <w:t>NO es el "selecciona los semaforos" molesto de antes. Las versiones modernas (Cloudflare Turnstile, hCaptcha invisible) son invisibles para el usuario humano en el 99% de los casos. Solo aparece un check tipo "Soy humano" (un clic, 0 segundos) si el comportamiento es sospechoso. A los bots les aparece directamente un puzzle real. La diferencia con el captcha viejo es total: NO frustra al usuario y SI frena al bot.</w:t>
+        <w:t>Archivos creados:</w:t>
+      </w:r>
+    </w:p>
+    <w:p>
+      <w:pPr>
+        <w:pStyle w:val="ListBullet"/>
+        <w:spacing w:after="40"/>
+        <w:ind w:left="340"/>
+      </w:pPr>
+      <w:r>
+        <w:t>assets/services/config.js — detecta entorno (demo/dev/produccion) y centraliza la configuracion.</w:t>
+      </w:r>
+    </w:p>
+    <w:p>
+      <w:pPr>
+        <w:pStyle w:val="ListBullet"/>
+        <w:spacing w:after="40"/>
+        <w:ind w:left="340"/>
+      </w:pPr>
+      <w:r>
+        <w:t>assets/services/meta-pixel.js — snippet de Meta cargado SOLO cuando estamos en produccion real.</w:t>
       </w:r>
     </w:p>
     <w:p>
@@ -1129,7 +1220,196 @@
         <w:rPr>
           <w:sz w:val="22"/>
         </w:rPr>
-        <w:t>Recomendacion: usar Cloudflare Turnstile (gratis ilimitado). Se integra con 1 linea de script en el HTML + validacion en el backend antes de procesar el SMS o el registro.</w:t>
+        <w:t>Eventos que dispara el frontend (con metaEventId unico para deduplicacion):</w:t>
+      </w:r>
+    </w:p>
+    <w:p>
+      <w:pPr>
+        <w:pStyle w:val="ListBullet"/>
+        <w:spacing w:after="40"/>
+        <w:ind w:left="340"/>
+      </w:pPr>
+      <w:r>
+        <w:t>Lead — cuando el usuario valida firma + cert (paso 1 del wizard).</w:t>
+      </w:r>
+    </w:p>
+    <w:p>
+      <w:pPr>
+        <w:pStyle w:val="ListBullet"/>
+        <w:spacing w:after="40"/>
+        <w:ind w:left="340"/>
+      </w:pPr>
+      <w:r>
+        <w:t>CompleteRegistration — cuando el usuario termina el wizard (paso 8). Inyecta el metaEventId en el body del POST /api/registro.</w:t>
+      </w:r>
+    </w:p>
+    <w:p>
+      <w:pPr>
+        <w:pStyle w:val="ListBullet"/>
+        <w:spacing w:after="40"/>
+        <w:ind w:left="340"/>
+      </w:pPr>
+      <w:r>
+        <w:t>ViewContent — cuando el usuario abre el modal Cotizar.</w:t>
+      </w:r>
+    </w:p>
+    <w:p>
+      <w:pPr>
+        <w:spacing w:before="120" w:after="80"/>
+      </w:pPr>
+      <w:r>
+        <w:rPr>
+          <w:b/>
+          <w:color w:val="00236F"/>
+          <w:sz w:val="25"/>
+        </w:rPr>
+        <w:t>Lo que el backend tiene que hacer (CAPI)</w:t>
+      </w:r>
+    </w:p>
+    <w:p>
+      <w:r>
+        <w:rPr>
+          <w:b/>
+          <w:color w:val="EF7306"/>
+        </w:rPr>
+        <w:t>Esto es lo que el dev de backend debe implementar:</w:t>
+      </w:r>
+    </w:p>
+    <w:p>
+      <w:pPr>
+        <w:pStyle w:val="ListBullet"/>
+        <w:spacing w:after="40"/>
+        <w:ind w:left="340"/>
+      </w:pPr>
+      <w:r>
+        <w:t>Al recibir POST /api/registro exitoso, ademas de guardar en BD, hacer una llamada server-to-server a Meta:</w:t>
+      </w:r>
+    </w:p>
+    <w:p>
+      <w:pPr>
+        <w:spacing w:after="80"/>
+      </w:pPr>
+      <w:r>
+        <w:rPr>
+          <w:b/>
+          <w:sz w:val="20"/>
+        </w:rPr>
+        <w:t>POST https://graph.facebook.com/v18.0/1476572470933060/events</w:t>
+      </w:r>
+    </w:p>
+    <w:p>
+      <w:pPr>
+        <w:pStyle w:val="ListBullet"/>
+        <w:spacing w:after="40"/>
+        <w:ind w:left="340"/>
+      </w:pPr>
+      <w:r>
+        <w:t>En el body de esa llamada, el campo event_id DEBE ser el mismo metaEventId que vino en el POST /api/registro.</w:t>
+      </w:r>
+    </w:p>
+    <w:p>
+      <w:pPr>
+        <w:pStyle w:val="ListBullet"/>
+        <w:spacing w:after="40"/>
+        <w:ind w:left="340"/>
+      </w:pPr>
+      <w:r>
+        <w:t>Hashear con SHA-256 (lowercase, trimmed) los datos del usuario: email, telefono, nombre, apellido, ciudad, provincia, pais, RUC. Meta los matchea con sus usuarios usando estos hashes.</w:t>
+      </w:r>
+    </w:p>
+    <w:p>
+      <w:pPr>
+        <w:pStyle w:val="ListBullet"/>
+        <w:spacing w:after="40"/>
+        <w:ind w:left="340"/>
+      </w:pPr>
+      <w:r>
+        <w:t>Pasar las cookies _fbp y _fbc (las setea el Pixel del navegador) en el campo user_data — sirven para que Meta haga match con el usuario.</w:t>
+      </w:r>
+    </w:p>
+    <w:p>
+      <w:pPr>
+        <w:pStyle w:val="ListBullet"/>
+        <w:spacing w:after="40"/>
+        <w:ind w:left="340"/>
+      </w:pPr>
+      <w:r>
+        <w:t>El access_token va como query parameter, leido de variable de entorno (NUNCA hardcodeado).</w:t>
+      </w:r>
+    </w:p>
+    <w:tbl>
+      <w:tblPr>
+        <w:tblW w:type="auto" w:w="0"/>
+        <w:tblLook w:firstColumn="1" w:firstRow="1" w:lastColumn="0" w:lastRow="0" w:noHBand="0" w:noVBand="1" w:val="04A0"/>
+      </w:tblPr>
+      <w:tblGrid>
+        <w:gridCol w:w="9746"/>
+      </w:tblGrid>
+      <w:tr>
+        <w:tc>
+          <w:tcPr>
+            <w:tcW w:type="dxa" w:w="9746"/>
+            <w:shd w:fill="FFE4E4"/>
+            <w:tcMar>
+              <w:top w:w="120" w:type="dxa"/>
+              <w:left w:w="120" w:type="dxa"/>
+              <w:bottom w:w="120" w:type="dxa"/>
+              <w:right w:w="120" w:type="dxa"/>
+            </w:tcMar>
+          </w:tcPr>
+          <w:p>
+            <w:r>
+              <w:rPr>
+                <w:sz w:val="21"/>
+              </w:rPr>
+              <w:t>IMPORTANTE: si el backend NO usa el metaEventId que viene del frontend como event_id de Meta, cada conversion se cuenta DOS VECES (una del Pixel del navegador, otra de CAPI). La deduplicacion solo funciona cuando los event_id coinciden. Esto es lo mas critico de toda la integracion.</w:t>
+            </w:r>
+          </w:p>
+        </w:tc>
+      </w:tr>
+    </w:tbl>
+    <w:p/>
+    <w:p>
+      <w:pPr>
+        <w:spacing w:before="120" w:after="80"/>
+      </w:pPr>
+      <w:r>
+        <w:rPr>
+          <w:b/>
+          <w:color w:val="00236F"/>
+          <w:sz w:val="25"/>
+        </w:rPr>
+        <w:t>Documentacion tecnica detallada para el dev</w:t>
+      </w:r>
+    </w:p>
+    <w:p>
+      <w:pPr>
+        <w:pStyle w:val="ListBullet"/>
+        <w:spacing w:after="40"/>
+        <w:ind w:left="340"/>
+      </w:pPr>
+      <w:r>
+        <w:t>HANDOVER-TICS.md, seccion 8.3: payload completo de CAPI con campos hasheados.</w:t>
+      </w:r>
+    </w:p>
+    <w:p>
+      <w:pPr>
+        <w:pStyle w:val="ListBullet"/>
+        <w:spacing w:after="40"/>
+        <w:ind w:left="340"/>
+      </w:pPr>
+      <w:r>
+        <w:t>DEV-LOCAL.md, seccion 10: como integrar paso a paso, ejemplos Spring Boot/Node/Django.</w:t>
+      </w:r>
+    </w:p>
+    <w:p>
+      <w:pPr>
+        <w:pStyle w:val="ListBullet"/>
+        <w:spacing w:after="40"/>
+        <w:ind w:left="340"/>
+      </w:pPr>
+      <w:r>
+        <w:t>flujo-registro.json: estructura del body /api/registro con el campo metaEventId visible.</w:t>
       </w:r>
     </w:p>
     <w:p>
@@ -1143,17 +1423,6 @@
           <w:sz w:val="30"/>
         </w:rPr>
         <w:t>Base de datos — tablas sugeridas</w:t>
-      </w:r>
-    </w:p>
-    <w:p>
-      <w:pPr>
-        <w:spacing w:after="80"/>
-      </w:pPr>
-      <w:r>
-        <w:rPr>
-          <w:sz w:val="22"/>
-        </w:rPr>
-        <w:t>Son orientativas. Si ya tienen un esquema, mapeen los campos. La idea es separar por contexto.</w:t>
       </w:r>
     </w:p>
     <w:tbl>
@@ -1321,7 +1590,7 @@
           </w:tcPr>
           <w:p>
             <w:r>
-              <w:t>Codigo hash + destino + TTL + intentos + IP. Necesario para mover tokens al backend.</w:t>
+              <w:t>Codigo hash + destino + TTL + intentos + IP. Para mover tokens al backend.</w:t>
             </w:r>
           </w:p>
         </w:tc>
@@ -1343,7 +1612,7 @@
           </w:tcPr>
           <w:p>
             <w:r>
-              <w:t>IP + accion + timestamp. Necesario para implementar rate limiting.</w:t>
+              <w:t>IP + accion + timestamp. Para implementar rate limiting.</w:t>
             </w:r>
           </w:p>
         </w:tc>
@@ -1355,7 +1624,7 @@
           </w:tcPr>
           <w:p>
             <w:r>
-              <w:t>audit_log (opcional)</w:t>
+              <w:t>eventos_capi (opcional)</w:t>
             </w:r>
           </w:p>
         </w:tc>
@@ -1365,7 +1634,7 @@
           </w:tcPr>
           <w:p>
             <w:r>
-              <w:t>Registros sospechosos: honeypot disparado, time-check disparado, intentos excesivos, etc.</w:t>
+              <w:t>Log de eventos enviados a Meta CAPI: metaEventId + status + retry count.</w:t>
             </w:r>
           </w:p>
         </w:tc>
@@ -1397,7 +1666,7 @@
         <w:t xml:space="preserve">Paso 1. </w:t>
       </w:r>
       <w:r>
-        <w:t>Levantar los 4 endpoints. Para el endpoint de tokens, implementar el modelo "backend genera el token, frontend solo manda destino y luego codigo a verificar". Ver §7 del HANDOVER-TICS.md.</w:t>
+        <w:t>Clonar el repo, leer DEV-LOCAL.md (instalacion local) y HANDOVER-TICS.md (detalle tecnico).</w:t>
       </w:r>
     </w:p>
     <w:p>
@@ -1412,7 +1681,7 @@
         <w:t xml:space="preserve">Paso 2. </w:t>
       </w:r>
       <w:r>
-        <w:t>Implementar rate limiting (IP + destino) en los endpoints. Tabla rate_limit_log o Redis con TTL.</w:t>
+        <w:t>Levantar el frontend local (python -m http.server 8000) y probar el wizard end-to-end con consola en modo mock.</w:t>
       </w:r>
     </w:p>
     <w:p>
@@ -1427,7 +1696,7 @@
         <w:t xml:space="preserve">Paso 3. </w:t>
       </w:r>
       <w:r>
-        <w:t>Decidir si suman CAPTCHA invisible (recomendado, gratis). Si si, agregar script de Turnstile en el HTML + validar el token en el backend.</w:t>
+        <w:t>Armar el backend desde cero (Spring Boot, Node, Django — eleccion del dev). Implementar los 4 endpoints.</w:t>
       </w:r>
     </w:p>
     <w:p>
@@ -1442,7 +1711,7 @@
         <w:t xml:space="preserve">Paso 4. </w:t>
       </w:r>
       <w:r>
-        <w:t>En los archivos token-service.js y email-service.js de la landing, reemplazar las funciones "mock" por fetch reales. El HANDOVER-TICS.md trae el ejemplo exacto.</w:t>
+        <w:t>Implementar el endpoint CAPI: cuando /api/registro sea exitoso, mandar evento CompleteRegistration a Meta con el metaEventId del body.</w:t>
       </w:r>
     </w:p>
     <w:p>
@@ -1457,7 +1726,7 @@
         <w:t xml:space="preserve">Paso 5. </w:t>
       </w:r>
       <w:r>
-        <w:t>En el endpoint /api/registro: hashear la clave con bcrypt o argon2 ANTES de insertar. Validar el RUC server-side.</w:t>
+        <w:t>Implementar rate limiting, hash de clave con bcrypt/argon2, validacion server-side del RUC.</w:t>
       </w:r>
     </w:p>
     <w:p>
@@ -1472,7 +1741,7 @@
         <w:t xml:space="preserve">Paso 6. </w:t>
       </w:r>
       <w:r>
-        <w:t>Configurar headers HSTS + cookies seguras en el servidor web (NGINX/Apache).</w:t>
+        <w:t>En los archivos token-service.js y email-service.js, reemplazar las funciones "mock" por fetch reales al backend.</w:t>
       </w:r>
     </w:p>
     <w:p>
@@ -1487,7 +1756,7 @@
         <w:t xml:space="preserve">Paso 7. </w:t>
       </w:r>
       <w:r>
-        <w:t>Mover la landing del GitHub Pages al servidor de produccion.</w:t>
+        <w:t>Configurar headers HSTS + cookies seguras en el servidor web (NGINX/Apache).</w:t>
       </w:r>
     </w:p>
     <w:p>
@@ -1502,7 +1771,37 @@
         <w:t xml:space="preserve">Paso 8. </w:t>
       </w:r>
       <w:r>
-        <w:t>Probar end-to-end: subir firma + cert, recibir SMS y correo reales, validar tokens, ver el registro guardado.</w:t>
+        <w:t>Mover todo a Digital Ocean. En assets/services/config.js, agregar el dominio real a PROD_HOSTS — el pixel se activa solo.</w:t>
+      </w:r>
+    </w:p>
+    <w:p>
+      <w:pPr>
+        <w:spacing w:after="80"/>
+      </w:pPr>
+      <w:r>
+        <w:rPr>
+          <w:b/>
+          <w:color w:val="EF7306"/>
+        </w:rPr>
+        <w:t xml:space="preserve">Paso 9. </w:t>
+      </w:r>
+      <w:r>
+        <w:t>Privatizar el repo en GitHub (ya no se necesita GitHub Pages porque vive en Digital Ocean).</w:t>
+      </w:r>
+    </w:p>
+    <w:p>
+      <w:pPr>
+        <w:spacing w:after="80"/>
+      </w:pPr>
+      <w:r>
+        <w:rPr>
+          <w:b/>
+          <w:color w:val="EF7306"/>
+        </w:rPr>
+        <w:t xml:space="preserve">Paso 10. </w:t>
+      </w:r>
+      <w:r>
+        <w:t>Probar end-to-end: subir firma + cert reales, recibir SMS y correo reales, ver el registro guardado en BD, ver el evento en Meta Events Manager (test events).</w:t>
       </w:r>
     </w:p>
     <w:p>
@@ -1520,13 +1819,12 @@
     </w:p>
     <w:p>
       <w:pPr>
-        <w:spacing w:after="80"/>
+        <w:pStyle w:val="ListBullet"/>
+        <w:spacing w:after="40"/>
+        <w:ind w:left="340"/>
       </w:pPr>
       <w:r>
-        <w:rPr>
-          <w:sz w:val="22"/>
-        </w:rPr>
-        <w:t>Estos archivos viven en la raiz del proyecto y son para el equipo de desarrollo:</w:t>
+        <w:t>DEV-LOCAL.md — Guia de instalacion local + integracion backend + Pixel/CAPI (la lectura mas importante para el dev).</w:t>
       </w:r>
     </w:p>
     <w:p>
@@ -1536,7 +1834,7 @@
         <w:ind w:left="340"/>
       </w:pPr>
       <w:r>
-        <w:t>HANDOVER-TICS.md — Documento tecnico con detalle de endpoints, schema BD, snippets de codigo.</w:t>
+        <w:t>HANDOVER-TICS.md — Endpoints, schema BD, snippets, seccion CAPI completa.</w:t>
       </w:r>
     </w:p>
     <w:p>
@@ -1546,7 +1844,7 @@
         <w:ind w:left="340"/>
       </w:pPr>
       <w:r>
-        <w:t>SECURITY-AUDIT.md — Auditoria interna completa con hallazgos, mitigaciones aplicadas y pendientes.</w:t>
+        <w:t>SECURITY-AUDIT.md — Auditoria interna + pendientes de backend.</w:t>
       </w:r>
     </w:p>
     <w:p>
@@ -1556,7 +1854,7 @@
         <w:ind w:left="340"/>
       </w:pPr>
       <w:r>
-        <w:t>flujo-registro.json — Especificacion paso a paso del wizard (1 a 8) en JSON. Util como contrato.</w:t>
+        <w:t>flujo-registro.json — Contrato paso a paso del wizard con todos los payloads.</w:t>
       </w:r>
     </w:p>
     <w:p>
@@ -1566,7 +1864,7 @@
         <w:ind w:left="340"/>
       </w:pPr>
       <w:r>
-        <w:t>pdf-header-spec.json — Como reproducir el header corporativo de los PDFs (cotizacion, brochure).</w:t>
+        <w:t>pdf-header-spec.json — Como reproducir el header corporativo de los PDFs.</w:t>
       </w:r>
     </w:p>
     <w:p>
@@ -1599,7 +1897,7 @@
         <w:ind w:left="340"/>
       </w:pPr>
       <w:r>
-        <w:t>Donde se va a alojar la landing en produccion (mismo dominio que el portal o subdominio)?</w:t>
+        <w:t>Donde se va a alojar la landing en produccion (confirmar dominio).</w:t>
       </w:r>
     </w:p>
     <w:p>
@@ -1609,7 +1907,7 @@
         <w:ind w:left="340"/>
       </w:pPr>
       <w:r>
-        <w:t>Que proveedor de SMS van a usar y si tienen presupuesto/cuenta activa.</w:t>
+        <w:t>Que proveedor de SMS van a usar (Twilio, Movistar, Claro, CNT).</w:t>
       </w:r>
     </w:p>
     <w:p>
@@ -1629,7 +1927,7 @@
         <w:ind w:left="340"/>
       </w:pPr>
       <w:r>
-        <w:t>Cual es el patron de hash de claves que ya usan (bcrypt, argon2, otro)?</w:t>
+        <w:t>Patron de hash de claves que ya usan (bcrypt, argon2).</w:t>
       </w:r>
     </w:p>
     <w:p>
@@ -1639,7 +1937,7 @@
         <w:ind w:left="340"/>
       </w:pPr>
       <w:r>
-        <w:t>Estan de acuerdo en mover la generacion de tokens al backend (es CRITICO)?</w:t>
+        <w:t>Estan de acuerdo en mover la generacion de tokens al backend (CRITICO).</w:t>
       </w:r>
     </w:p>
     <w:p>
@@ -1649,7 +1947,7 @@
         <w:ind w:left="340"/>
       </w:pPr>
       <w:r>
-        <w:t>Van a implementar rate limiting por IP y por destino?</w:t>
+        <w:t>Como van a implementar el rate limiting (Redis, BD, NGINX).</w:t>
       </w:r>
     </w:p>
     <w:p>
@@ -1659,7 +1957,7 @@
         <w:ind w:left="340"/>
       </w:pPr>
       <w:r>
-        <w:t>Van a usar Cloudflare Turnstile (CAPTCHA invisible, gratis)?</w:t>
+        <w:t>Que stack van a usar para el backend (Java/Spring, Node/Express, Python/Django).</w:t>
       </w:r>
     </w:p>
     <w:p>
@@ -1669,7 +1967,17 @@
         <w:ind w:left="340"/>
       </w:pPr>
       <w:r>
-        <w:t>Como van a monitorear los eventos sospechosos (honeypot, time-check, exceso de reenvios)?</w:t>
+        <w:t>Tienen claro como integrar CAPI con el metaEventId del frontend? (CRITICO para no duplicar conversiones).</w:t>
+      </w:r>
+    </w:p>
+    <w:p>
+      <w:pPr>
+        <w:pStyle w:val="ListBullet"/>
+        <w:spacing w:after="40"/>
+        <w:ind w:left="340"/>
+      </w:pPr>
+      <w:r>
+        <w:t>Cuando estiman tener un MVP del backend para empezar pruebas de integracion.</w:t>
       </w:r>
     </w:p>
     <w:p/>
@@ -1683,7 +1991,7 @@
           <w:color w:val="333333"/>
           <w:sz w:val="18"/>
         </w:rPr>
-        <w:t>TributaSoft · Documento actualizado el 2026-05-20</w:t>
+        <w:t>TributaSoft · Documento actualizado el 2026-05-28</w:t>
       </w:r>
     </w:p>
     <w:sectPr>
